--- a/docs/methodology/ITEA_v4_0_Metodologia_ES.docx
+++ b/docs/methodology/ITEA_v4_0_Metodologia_ES.docx
@@ -2585,7 +2585,91 @@
           <w:bCs/>
           <w:lang w:val="es"/>
         </w:rPr>
-        <w:t xml:space="preserve">Pendiente:</w:t>
+        <w:t xml:space="preserve">Capa 2 (semántica), hecha:</w:t>
+      </w:r>
+      <w:r>
+        <w:rPr>
+          <w:lang w:val="es"/>
+        </w:rPr>
+        <w:t xml:space="preserve"> </w:t>
+      </w:r>
+      <w:r>
+        <w:rPr>
+          <w:lang w:val="es"/>
+        </w:rPr>
+        <w:t xml:space="preserve">cada tarea se enlaza con sus 5 conceptos ESCO más próximos mediante</w:t>
+      </w:r>
+      <w:r>
+        <w:rPr>
+          <w:lang w:val="es"/>
+        </w:rPr>
+        <w:t xml:space="preserve"> </w:t>
+      </w:r>
+      <w:r>
+        <w:rPr>
+          <w:i/>
+          <w:iCs/>
+          <w:lang w:val="es"/>
+        </w:rPr>
+        <w:t xml:space="preserve">embeddings</w:t>
+      </w:r>
+      <w:r>
+        <w:rPr>
+          <w:lang w:val="es"/>
+        </w:rPr>
+        <w:t xml:space="preserve"> </w:t>
+      </w:r>
+      <w:r>
+        <w:rPr>
+          <w:lang w:val="es"/>
+        </w:rPr>
+        <w:t xml:space="preserve">(all-mpnet-base-v2, en local). El 68 % de la varianza de K2 está dentro de cada actividad (el 5 % en K1), y K2 está menos ligada a la cualificación (ρ = 0,49 con el Job Zone).</w:t>
+      </w:r>
+    </w:p>
+    <w:p>
+      <w:pPr>
+        <w:pStyle w:val="Compact"/>
+        <w:numPr>
+          <w:ilvl w:val="0"/>
+          <w:numId w:val="1011"/>
+        </w:numPr>
+      </w:pPr>
+      <w:r>
+        <w:rPr>
+          <w:b/>
+          <w:bCs/>
+          <w:lang w:val="es"/>
+        </w:rPr>
+        <w:t xml:space="preserve">Capa 3 (anclas NLI), resultado negativo:</w:t>
+      </w:r>
+      <w:r>
+        <w:rPr>
+          <w:lang w:val="es"/>
+        </w:rPr>
+        <w:t xml:space="preserve"> </w:t>
+      </w:r>
+      <w:r>
+        <w:rPr>
+          <w:lang w:val="es"/>
+        </w:rPr>
+        <w:t xml:space="preserve">no supera sus cuatro hipótesis y no se usa.</w:t>
+      </w:r>
+    </w:p>
+    <w:p>
+      <w:pPr>
+        <w:pStyle w:val="Compact"/>
+        <w:numPr>
+          <w:ilvl w:val="0"/>
+          <w:numId w:val="1011"/>
+        </w:numPr>
+      </w:pPr>
+      <w:r>
+        <w:rPr>
+          <w:b/>
+          <w:bCs/>
+          <w:lang w:val="es"/>
+        </w:rPr>
+        <w:t xml:space="preserve">OAXI-EU v4.1, construido:</w:t>
       </w:r>
     </w:p>
     <w:p>
@@ -2600,53 +2684,7 @@
         <w:rPr>
           <w:lang w:val="es"/>
         </w:rPr>
-        <w:t xml:space="preserve">capas semánticas (</w:t>
-      </w:r>
-      <w:r>
-        <w:rPr>
-          <w:i/>
-          <w:iCs/>
-          <w:lang w:val="es"/>
-        </w:rPr>
-        <w:t xml:space="preserve">embeddings</w:t>
-      </w:r>
-      <w:r>
-        <w:rPr>
-          <w:lang w:val="es"/>
-        </w:rPr>
-        <w:t xml:space="preserve"> </w:t>
-      </w:r>
-      <w:r>
-        <w:rPr>
-          <w:lang w:val="es"/>
-        </w:rPr>
-        <w:t xml:space="preserve">ESCO y clasificación</w:t>
-      </w:r>
-      <w:r>
-        <w:rPr>
-          <w:lang w:val="es"/>
-        </w:rPr>
-        <w:t xml:space="preserve"> </w:t>
-      </w:r>
-      <w:r>
-        <w:rPr>
-          <w:i/>
-          <w:iCs/>
-          <w:lang w:val="es"/>
-        </w:rPr>
-        <w:t xml:space="preserve">zero-shot</w:t>
-      </w:r>
-      <w:r>
-        <w:rPr>
-          <w:lang w:val="es"/>
-        </w:rPr>
-        <w:t xml:space="preserve"> </w:t>
-      </w:r>
-      <w:r>
-        <w:rPr>
-          <w:lang w:val="es"/>
-        </w:rPr>
-        <w:t xml:space="preserve">con anclas publicadas);</w:t>
+        <w:t xml:space="preserve">componentes: K = K1 + K2 y E = E1 + E2;</w:t>
       </w:r>
     </w:p>
     <w:p>
@@ -2661,7 +2699,7 @@
         <w:rPr>
           <w:lang w:val="es"/>
         </w:rPr>
-        <w:t xml:space="preserve">capas S y C;</w:t>
+        <w:t xml:space="preserve">incertidumbre: Monte Carlo de 1.000 réplicas, con una banda del 5–95 % por grupo (mediana: 66 de 428 puestos);</w:t>
       </w:r>
     </w:p>
     <w:p>
@@ -2676,7 +2714,7 @@
         <w:rPr>
           <w:lang w:val="es"/>
         </w:rPr>
-        <w:t xml:space="preserve">combinación al estilo del JRC-COIN, con Monte Carlo;</w:t>
+        <w:t xml:space="preserve">validación: la E final frente a Eloundou da ρ = 0,45, y la K final frente al trabajo analítico, dentro de cada Job Zone, da 0,26;</w:t>
       </w:r>
     </w:p>
     <w:p>
@@ -2691,7 +2729,36 @@
         <w:rPr>
           <w:lang w:val="es"/>
         </w:rPr>
-        <w:t xml:space="preserve">reconstrucción de OAXI-EU.</w:t>
+        <w:t xml:space="preserve">respecto al índice v4.0: Spearman 0,80. La mayor incertidumbre procede de E, cuyas dos fuentes coinciden poco.</w:t>
+      </w:r>
+    </w:p>
+    <w:p>
+      <w:pPr>
+        <w:pStyle w:val="Compact"/>
+        <w:numPr>
+          <w:ilvl w:val="0"/>
+          <w:numId w:val="1011"/>
+        </w:numPr>
+      </w:pPr>
+      <w:r>
+        <w:rPr>
+          <w:b/>
+          <w:bCs/>
+          <w:lang w:val="es"/>
+        </w:rPr>
+        <w:t xml:space="preserve">Pendiente:</w:t>
+      </w:r>
+      <w:r>
+        <w:rPr>
+          <w:lang w:val="es"/>
+        </w:rPr>
+        <w:t xml:space="preserve"> </w:t>
+      </w:r>
+      <w:r>
+        <w:rPr>
+          <w:lang w:val="es"/>
+        </w:rPr>
+        <w:t xml:space="preserve">capas T, S y C.</w:t>
       </w:r>
     </w:p>
     <w:p>
